--- a/zht/docx/039.content.docx
+++ b/zht/docx/039.content.docx
@@ -273,18 +273,13 @@
         </w:rPr>
         <w:t>贖回的另一個例子是一個貧窮的家庭，出於某種原因，他們必須賣掉他們的土地。 神制定了一項規定，</w:t>
       </w:r>
-      <w:hyperlink r:id="rId13">
-        <w:r>
-          <w:rPr>
-            <w:lang w:val="zh_TW" w:bidi="zh_TW"/>
-          </w:rPr>
-          <w:rPr>
-            <w:color w:val="0000EE"/>
-            <w:u w:val="single"/>
-          </w:rPr>
-          <w:t>以色列</w:t>
-        </w:r>
-      </w:hyperlink>
+      <w:r>
+        <w:rPr>
+          <w:b/>
+          <w:lang w:val="zh_TW" w:bidi="zh_TW"/>
+        </w:rPr>
+        <w:t>以色列</w:t>
+      </w:r>
       <w:r>
         <w:rPr>
           <w:lang w:val="zh_TW" w:bidi="zh_TW"/>
@@ -345,18 +340,13 @@
         </w:rPr>
         <w:t>在新約聖經中，我們瞭解到，神贖回了我們，或釋放了我們，使我們脱離</w:t>
       </w:r>
-      <w:hyperlink r:id="rId14">
-        <w:r>
-          <w:rPr>
-            <w:lang w:val="zh_TW" w:bidi="zh_TW"/>
-          </w:rPr>
-          <w:rPr>
-            <w:color w:val="0000EE"/>
-            <w:u w:val="single"/>
-          </w:rPr>
-          <w:t>罪</w:t>
-        </w:r>
-      </w:hyperlink>
+      <w:r>
+        <w:rPr>
+          <w:b/>
+          <w:lang w:val="zh_TW" w:bidi="zh_TW"/>
+        </w:rPr>
+        <w:t>罪</w:t>
+      </w:r>
       <w:r>
         <w:rPr>
           <w:lang w:val="zh_TW" w:bidi="zh_TW"/>
@@ -418,18 +408,13 @@
         </w:rPr>
         <w:t>是有能力去行神奇之事的人。 這能力不是來自</w:t>
       </w:r>
-      <w:hyperlink r:id="rId15">
-        <w:r>
-          <w:rPr>
-            <w:lang w:val="zh_TW" w:bidi="zh_TW"/>
-          </w:rPr>
-          <w:rPr>
-            <w:color w:val="0000EE"/>
-            <w:u w:val="single"/>
-          </w:rPr>
-          <w:t>神</w:t>
-        </w:r>
-      </w:hyperlink>
+      <w:r>
+        <w:rPr>
+          <w:b/>
+          <w:lang w:val="zh_TW" w:bidi="zh_TW"/>
+        </w:rPr>
+        <w:t>神</w:t>
+      </w:r>
       <w:r>
         <w:rPr>
           <w:lang w:val="zh_TW" w:bidi="zh_TW"/>
@@ -476,18 +461,13 @@
         </w:rPr>
         <w:t>神禁止祂的百姓使用邪術，因為它來自邪靈。 在整本聖經中，神表明神的大能超過術士和他們行邪術的能力。 約瑟憑著神的大能，能夠解夢，而術士卻做不到。 摩西用神的大能行了術士無法複製的</w:t>
       </w:r>
-      <w:hyperlink r:id="rId16">
-        <w:r>
-          <w:rPr>
-            <w:lang w:val="zh_TW" w:bidi="zh_TW"/>
-          </w:rPr>
-          <w:rPr>
-            <w:color w:val="0000EE"/>
-            <w:u w:val="single"/>
-          </w:rPr>
-          <w:t>神蹟</w:t>
-        </w:r>
-      </w:hyperlink>
+      <w:r>
+        <w:rPr>
+          <w:b/>
+          <w:lang w:val="zh_TW" w:bidi="zh_TW"/>
+        </w:rPr>
+        <w:t>神蹟</w:t>
+      </w:r>
       <w:r>
         <w:rPr>
           <w:lang w:val="zh_TW" w:bidi="zh_TW"/>
@@ -496,7 +476,6 @@
       </w:r>
       <w:r>
         <w:rPr>
-          <w:b/>
           <w:lang w:val="zh_TW" w:bidi="zh_TW"/>
         </w:rPr>
         <w:t>信徒</w:t>
